--- a/edge_app/ENCAMINHAMENTOS PERIODICO MCP.docx
+++ b/edge_app/ENCAMINHAMENTOS PERIODICO MCP.docx
@@ -5,6 +5,7 @@
     <w:p>
       <w:pPr>
         <w:spacing w:before="2"/>
+        <w:jc w:val="right"/>
         <w:rPr>
           <w:sz w:val="11"/>
         </w:rPr>
@@ -57,6 +58,12 @@
             </a:graphic>
           </wp:anchor>
         </w:drawing>
+      </w:r>
+      <w:r>
+        <w:rPr>
+          <w:sz w:val="16"/>
+        </w:rPr>
+        <w:t>{{data_geracao}}</w:t>
       </w:r>
     </w:p>
     <w:tbl>

--- a/edge_app/ENCAMINHAMENTOS PERIODICO MCP.docx
+++ b/edge_app/ENCAMINHAMENTOS PERIODICO MCP.docx
@@ -39,7 +39,7 @@
                     <pic:cNvPicPr/>
                   </pic:nvPicPr>
                   <pic:blipFill>
-                    <a:blip r:embed="rId4" cstate="print"/>
+                    <a:blip r:embed="rId6" cstate="print"/>
                     <a:stretch>
                       <a:fillRect/>
                     </a:stretch>
@@ -58,12 +58,6 @@
             </a:graphic>
           </wp:anchor>
         </w:drawing>
-      </w:r>
-      <w:r>
-        <w:rPr>
-          <w:sz w:val="16"/>
-        </w:rPr>
-        <w:t>{{data_geracao}}</w:t>
       </w:r>
     </w:p>
     <w:tbl>
@@ -840,6 +834,16 @@
               </w:rPr>
               <w:t>Exam</w:t>
             </w:r>
+            <w:r>
+              <w:rPr>
+                <w:b/>
+                <w:color w:val="000000" w:themeColor="text1"/>
+                <w:spacing w:val="-2"/>
+                <w:sz w:val="18"/>
+                <w:szCs w:val="18"/>
+              </w:rPr>
+              <w:t>e</w:t>
+            </w:r>
           </w:p>
         </w:tc>
       </w:tr>
@@ -2025,12 +2029,100 @@
       </w:pPr>
     </w:p>
     <w:sectPr>
+      <w:headerReference w:type="default" r:id="rId7"/>
       <w:pgSz w:w="11900" w:h="16840"/>
       <w:pgMar w:top="1920" w:right="1133" w:bottom="280" w:left="1559" w:header="720" w:footer="720" w:gutter="0"/>
       <w:cols w:space="720"/>
     </w:sectPr>
   </w:body>
 </w:document>
+</file>
+
+<file path=word/endnotes.xml><?xml version="1.0" encoding="utf-8"?>
+<w:endnotes xmlns:wpc="http://schemas.microsoft.com/office/word/2010/wordprocessingCanvas" xmlns:cx="http://schemas.microsoft.com/office/drawing/2014/chartex" xmlns:cx1="http://schemas.microsoft.com/office/drawing/2015/9/8/chartex" xmlns:cx2="http://schemas.microsoft.com/office/drawing/2015/10/21/chartex" xmlns:cx3="http://schemas.microsoft.com/office/drawing/2016/5/9/chartex" xmlns:cx4="http://schemas.microsoft.com/office/drawing/2016/5/10/chartex" xmlns:cx5="http://schemas.microsoft.com/office/drawing/2016/5/11/chartex" xmlns:cx6="http://schemas.microsoft.com/office/drawing/2016/5/12/chartex" xmlns:cx7="http://schemas.microsoft.com/office/drawing/2016/5/13/chartex" xmlns:cx8="http://schemas.microsoft.com/office/drawing/2016/5/14/chartex" xmlns:mc="http://schemas.openxmlformats.org/markup-compatibility/2006" xmlns:aink="http://schemas.microsoft.com/office/drawing/2016/ink" xmlns:am3d="http://schemas.microsoft.com/office/drawing/2017/model3d" xmlns:o="urn:schemas-microsoft-com:office:office" xmlns:oel="http://schemas.microsoft.com/office/2019/extlst" xmlns:r="http://schemas.openxmlformats.org/officeDocument/2006/relationships" xmlns:m="http://schemas.openxmlformats.org/officeDocument/2006/math" xmlns:v="urn:schemas-microsoft-com:vml" xmlns:wp14="http://schemas.microsoft.com/office/word/2010/wordprocessingDrawing" xmlns:wp="http://schemas.openxmlformats.org/drawingml/2006/wordprocessingDrawing" xmlns:w10="urn:schemas-microsoft-com:office:word" xmlns:w="http://schemas.openxmlformats.org/wordprocessingml/2006/main" xmlns:w14="http://schemas.microsoft.com/office/word/2010/wordml" xmlns:w15="http://schemas.microsoft.com/office/word/2012/wordml" xmlns:w16cex="http://schemas.microsoft.com/office/word/2018/wordml/cex" xmlns:w16cid="http://schemas.microsoft.com/office/word/2016/wordml/cid" xmlns:w16="http://schemas.microsoft.com/office/word/2018/wordml" xmlns:w16du="http://schemas.microsoft.com/office/word/2023/wordml/word16du" xmlns:w16sdtdh="http://schemas.microsoft.com/office/word/2020/wordml/sdtdatahash" xmlns:w16sdtfl="http://schemas.microsoft.com/office/word/2024/wordml/sdtformatlock" xmlns:w16se="http://schemas.microsoft.com/office/word/2015/wordml/symex" xmlns:wpg="http://schemas.microsoft.com/office/word/2010/wordprocessingGroup" xmlns:wpi="http://schemas.microsoft.com/office/word/2010/wordprocessingInk" xmlns:wne="http://schemas.microsoft.com/office/word/2006/wordml" xmlns:wps="http://schemas.microsoft.com/office/word/2010/wordprocessingShape" mc:Ignorable="w14 w15 w16se w16cid w16 w16cex w16sdtdh w16sdtfl w16du wp14">
+  <w:endnote w:type="separator" w:id="-1">
+    <w:p>
+      <w:r>
+        <w:separator/>
+      </w:r>
+    </w:p>
+  </w:endnote>
+  <w:endnote w:type="continuationSeparator" w:id="0">
+    <w:p>
+      <w:r>
+        <w:continuationSeparator/>
+      </w:r>
+    </w:p>
+  </w:endnote>
+</w:endnotes>
+</file>
+
+<file path=word/footnotes.xml><?xml version="1.0" encoding="utf-8"?>
+<w:footnotes xmlns:wpc="http://schemas.microsoft.com/office/word/2010/wordprocessingCanvas" xmlns:cx="http://schemas.microsoft.com/office/drawing/2014/chartex" xmlns:cx1="http://schemas.microsoft.com/office/drawing/2015/9/8/chartex" xmlns:cx2="http://schemas.microsoft.com/office/drawing/2015/10/21/chartex" xmlns:cx3="http://schemas.microsoft.com/office/drawing/2016/5/9/chartex" xmlns:cx4="http://schemas.microsoft.com/office/drawing/2016/5/10/chartex" xmlns:cx5="http://schemas.microsoft.com/office/drawing/2016/5/11/chartex" xmlns:cx6="http://schemas.microsoft.com/office/drawing/2016/5/12/chartex" xmlns:cx7="http://schemas.microsoft.com/office/drawing/2016/5/13/chartex" xmlns:cx8="http://schemas.microsoft.com/office/drawing/2016/5/14/chartex" xmlns:mc="http://schemas.openxmlformats.org/markup-compatibility/2006" xmlns:aink="http://schemas.microsoft.com/office/drawing/2016/ink" xmlns:am3d="http://schemas.microsoft.com/office/drawing/2017/model3d" xmlns:o="urn:schemas-microsoft-com:office:office" xmlns:oel="http://schemas.microsoft.com/office/2019/extlst" xmlns:r="http://schemas.openxmlformats.org/officeDocument/2006/relationships" xmlns:m="http://schemas.openxmlformats.org/officeDocument/2006/math" xmlns:v="urn:schemas-microsoft-com:vml" xmlns:wp14="http://schemas.microsoft.com/office/word/2010/wordprocessingDrawing" xmlns:wp="http://schemas.openxmlformats.org/drawingml/2006/wordprocessingDrawing" xmlns:w10="urn:schemas-microsoft-com:office:word" xmlns:w="http://schemas.openxmlformats.org/wordprocessingml/2006/main" xmlns:w14="http://schemas.microsoft.com/office/word/2010/wordml" xmlns:w15="http://schemas.microsoft.com/office/word/2012/wordml" xmlns:w16cex="http://schemas.microsoft.com/office/word/2018/wordml/cex" xmlns:w16cid="http://schemas.microsoft.com/office/word/2016/wordml/cid" xmlns:w16="http://schemas.microsoft.com/office/word/2018/wordml" xmlns:w16du="http://schemas.microsoft.com/office/word/2023/wordml/word16du" xmlns:w16sdtdh="http://schemas.microsoft.com/office/word/2020/wordml/sdtdatahash" xmlns:w16sdtfl="http://schemas.microsoft.com/office/word/2024/wordml/sdtformatlock" xmlns:w16se="http://schemas.microsoft.com/office/word/2015/wordml/symex" xmlns:wpg="http://schemas.microsoft.com/office/word/2010/wordprocessingGroup" xmlns:wpi="http://schemas.microsoft.com/office/word/2010/wordprocessingInk" xmlns:wne="http://schemas.microsoft.com/office/word/2006/wordml" xmlns:wps="http://schemas.microsoft.com/office/word/2010/wordprocessingShape" mc:Ignorable="w14 w15 w16se w16cid w16 w16cex w16sdtdh w16sdtfl w16du wp14">
+  <w:footnote w:type="separator" w:id="-1">
+    <w:p>
+      <w:r>
+        <w:separator/>
+      </w:r>
+    </w:p>
+  </w:footnote>
+  <w:footnote w:type="continuationSeparator" w:id="0">
+    <w:p>
+      <w:r>
+        <w:continuationSeparator/>
+      </w:r>
+    </w:p>
+  </w:footnote>
+</w:footnotes>
+</file>
+
+<file path=word/header1.xml><?xml version="1.0" encoding="utf-8"?>
+<w:hdr xmlns:wpc="http://schemas.microsoft.com/office/word/2010/wordprocessingCanvas" xmlns:cx="http://schemas.microsoft.com/office/drawing/2014/chartex" xmlns:cx1="http://schemas.microsoft.com/office/drawing/2015/9/8/chartex" xmlns:cx2="http://schemas.microsoft.com/office/drawing/2015/10/21/chartex" xmlns:cx3="http://schemas.microsoft.com/office/drawing/2016/5/9/chartex" xmlns:cx4="http://schemas.microsoft.com/office/drawing/2016/5/10/chartex" xmlns:cx5="http://schemas.microsoft.com/office/drawing/2016/5/11/chartex" xmlns:cx6="http://schemas.microsoft.com/office/drawing/2016/5/12/chartex" xmlns:cx7="http://schemas.microsoft.com/office/drawing/2016/5/13/chartex" xmlns:cx8="http://schemas.microsoft.com/office/drawing/2016/5/14/chartex" xmlns:mc="http://schemas.openxmlformats.org/markup-compatibility/2006" xmlns:aink="http://schemas.microsoft.com/office/drawing/2016/ink" xmlns:am3d="http://schemas.microsoft.com/office/drawing/2017/model3d" xmlns:o="urn:schemas-microsoft-com:office:office" xmlns:oel="http://schemas.microsoft.com/office/2019/extlst" xmlns:r="http://schemas.openxmlformats.org/officeDocument/2006/relationships" xmlns:m="http://schemas.openxmlformats.org/officeDocument/2006/math" xmlns:v="urn:schemas-microsoft-com:vml" xmlns:wp14="http://schemas.microsoft.com/office/word/2010/wordprocessingDrawing" xmlns:wp="http://schemas.openxmlformats.org/drawingml/2006/wordprocessingDrawing" xmlns:w10="urn:schemas-microsoft-com:office:word" xmlns:w="http://schemas.openxmlformats.org/wordprocessingml/2006/main" xmlns:w14="http://schemas.microsoft.com/office/word/2010/wordml" xmlns:w15="http://schemas.microsoft.com/office/word/2012/wordml" xmlns:w16cex="http://schemas.microsoft.com/office/word/2018/wordml/cex" xmlns:w16cid="http://schemas.microsoft.com/office/word/2016/wordml/cid" xmlns:w16="http://schemas.microsoft.com/office/word/2018/wordml" xmlns:w16du="http://schemas.microsoft.com/office/word/2023/wordml/word16du" xmlns:w16sdtdh="http://schemas.microsoft.com/office/word/2020/wordml/sdtdatahash" xmlns:w16sdtfl="http://schemas.microsoft.com/office/word/2024/wordml/sdtformatlock" xmlns:w16se="http://schemas.microsoft.com/office/word/2015/wordml/symex" xmlns:wpg="http://schemas.microsoft.com/office/word/2010/wordprocessingGroup" xmlns:wpi="http://schemas.microsoft.com/office/word/2010/wordprocessingInk" xmlns:wne="http://schemas.microsoft.com/office/word/2006/wordml" xmlns:wps="http://schemas.microsoft.com/office/word/2010/wordprocessingShape" mc:Ignorable="w14 w15 w16se w16cid w16 w16cex w16sdtdh w16sdtfl w16du wp14">
+  <w:p>
+    <w:pPr>
+      <w:pStyle w:val="Cabealho"/>
+    </w:pPr>
+    <w:r>
+      <w:rPr>
+        <w:sz w:val="16"/>
+      </w:rPr>
+      <w:t xml:space="preserve"> </w:t>
+    </w:r>
+    <w:r>
+      <w:rPr>
+        <w:sz w:val="16"/>
+      </w:rPr>
+      <w:tab/>
+    </w:r>
+    <w:r>
+      <w:rPr>
+        <w:sz w:val="16"/>
+      </w:rPr>
+      <w:tab/>
+      <w:t xml:space="preserve">       </w:t>
+    </w:r>
+    <w:r>
+      <w:rPr>
+        <w:sz w:val="16"/>
+      </w:rPr>
+      <w:t>{{</w:t>
+    </w:r>
+    <w:proofErr w:type="spellStart"/>
+    <w:r>
+      <w:rPr>
+        <w:sz w:val="16"/>
+      </w:rPr>
+      <w:t>data_geracao</w:t>
+    </w:r>
+    <w:proofErr w:type="spellEnd"/>
+    <w:r>
+      <w:rPr>
+        <w:sz w:val="16"/>
+      </w:rPr>
+      <w:t>}}</w:t>
+    </w:r>
+  </w:p>
+</w:hdr>
 </file>
 
 <file path=word/styles.xml><?xml version="1.0" encoding="utf-8"?>
@@ -2556,6 +2648,60 @@
       </w:tblBorders>
     </w:tblPr>
   </w:style>
+  <w:style w:type="paragraph" w:styleId="Cabealho">
+    <w:name w:val="header"/>
+    <w:basedOn w:val="Normal"/>
+    <w:link w:val="CabealhoChar"/>
+    <w:uiPriority w:val="99"/>
+    <w:unhideWhenUsed/>
+    <w:rsid w:val="00135F45"/>
+    <w:pPr>
+      <w:tabs>
+        <w:tab w:val="center" w:pos="4252"/>
+        <w:tab w:val="right" w:pos="8504"/>
+      </w:tabs>
+    </w:pPr>
+  </w:style>
+  <w:style w:type="character" w:customStyle="1" w:styleId="CabealhoChar">
+    <w:name w:val="Cabeçalho Char"/>
+    <w:basedOn w:val="Fontepargpadro"/>
+    <w:link w:val="Cabealho"/>
+    <w:uiPriority w:val="99"/>
+    <w:rsid w:val="00135F45"/>
+    <w:rPr>
+      <w:rFonts w:ascii="Times New Roman" w:eastAsia="Times New Roman" w:hAnsi="Times New Roman" w:cs="Times New Roman"/>
+      <w:sz w:val="24"/>
+      <w:szCs w:val="24"/>
+      <w:lang w:val="pt-BR" w:eastAsia="pt-BR"/>
+    </w:rPr>
+  </w:style>
+  <w:style w:type="paragraph" w:styleId="Rodap">
+    <w:name w:val="footer"/>
+    <w:basedOn w:val="Normal"/>
+    <w:link w:val="RodapChar"/>
+    <w:uiPriority w:val="99"/>
+    <w:unhideWhenUsed/>
+    <w:rsid w:val="00135F45"/>
+    <w:pPr>
+      <w:tabs>
+        <w:tab w:val="center" w:pos="4252"/>
+        <w:tab w:val="right" w:pos="8504"/>
+      </w:tabs>
+    </w:pPr>
+  </w:style>
+  <w:style w:type="character" w:customStyle="1" w:styleId="RodapChar">
+    <w:name w:val="Rodapé Char"/>
+    <w:basedOn w:val="Fontepargpadro"/>
+    <w:link w:val="Rodap"/>
+    <w:uiPriority w:val="99"/>
+    <w:rsid w:val="00135F45"/>
+    <w:rPr>
+      <w:rFonts w:ascii="Times New Roman" w:eastAsia="Times New Roman" w:hAnsi="Times New Roman" w:cs="Times New Roman"/>
+      <w:sz w:val="24"/>
+      <w:szCs w:val="24"/>
+      <w:lang w:val="pt-BR" w:eastAsia="pt-BR"/>
+    </w:rPr>
+  </w:style>
 </w:styles>
 </file>
 
